--- a/downloads/documents/05 Materials/Unit 00/Slides/Slides 00.03 - Decisions Step by Step.docx
+++ b/downloads/documents/05 Materials/Unit 00/Slides/Slides 00.03 - Decisions Step by Step.docx
@@ -117,7 +117,7 @@
         <w:pStyle w:val="Compact"/>
       </w:pPr>
       <w:r>
-        <w:t xml:space="preserve">The pilot’s distress call went out. Searchers know the area, about twenty miles across.</w:t>
+        <w:t xml:space="preserve">The pilot’s distress call went out. Searchers know the area, about 20 miles across.</w:t>
       </w:r>
     </w:p>
     <w:p>
@@ -129,7 +129,7 @@
         <w:pStyle w:val="Compact"/>
       </w:pPr>
       <w:r>
-        <w:t xml:space="preserve">Nearest town: forty miles through forest. No road.</w:t>
+        <w:t xml:space="preserve">Nearest town: 40 miles through forest. No road.</w:t>
       </w:r>
     </w:p>
     <w:p>
@@ -245,7 +245,7 @@
         <w:pStyle w:val="Compact"/>
       </w:pPr>
       <w:r>
-        <w:t xml:space="preserve">Rank 1 (most important for surviving until searchers find you) to 10.</w:t>
+        <w:t xml:space="preserve">Rank 1 to 10. Number 1 is the most important for staying alive until searchers find you.</w:t>
       </w:r>
     </w:p>
     <w:p>
@@ -515,7 +515,7 @@
         <w:pStyle w:val="Compact"/>
       </w:pPr>
       <w:r>
-        <w:t xml:space="preserve">10 J, road map: town is forty miles away and searchers know where you are. Stay with the plane.</w:t>
+        <w:t xml:space="preserve">10 J, road map: town is 40 miles away and searchers know where you are. Stay with the plane.</w:t>
       </w:r>
     </w:p>
     <w:p>
@@ -545,7 +545,7 @@
         <w:pStyle w:val="Compact"/>
       </w:pPr>
       <w:r>
-        <w:t xml:space="preserve">For each item: the difference between your rank and the expert rank. Ignore the minus sign.</w:t>
+        <w:t xml:space="preserve">For each item: find the difference between your rank and the expert rank. Subtract the smaller number from the bigger one.</w:t>
       </w:r>
     </w:p>
     <w:p>
@@ -801,7 +801,7 @@
         <w:pStyle w:val="Compact"/>
       </w:pPr>
       <w:r>
-        <w:t xml:space="preserve">The five steps in order. Handout turned over.</w:t>
+        <w:t xml:space="preserve">The five steps in order. From memory. Do not look at Part 4.</w:t>
       </w:r>
     </w:p>
     <w:p>
